--- a/teacher/03-algorithm-programming/03-expression/worksheet-03-03-expression-lesson1.docx
+++ b/teacher/03-algorithm-programming/03-expression/worksheet-03-03-expression-lesson1.docx
@@ -1522,22 +1522,55 @@
           <w:sz w:val="22"/>
           <w:szCs w:val="22"/>
         </w:rPr>
-        <w:t xml:space="preserve">바꾼 것:   「                              」 카드를  →  「                              」 카드로</w:t>
-      </w:r>
-    </w:p>
-    <w:p>
-      <w:pPr>
-        <w:keepNext/>
-        <w:keepLines/>
-        <w:spacing w:after="40"/>
-      </w:pPr>
-      <w:r>
-        <w:rPr>
-          <w:rFonts w:ascii="Malgun Gothic" w:cs="Malgun Gothic" w:eastAsia="Malgun Gothic" w:hAnsi="Malgun Gothic"/>
-          <w:sz w:val="22"/>
-          <w:szCs w:val="22"/>
-        </w:rPr>
-        <w:t xml:space="preserve">             「                              」 카드를  →  「                              」 카드로</w:t>
+        <w:t xml:space="preserve">바꾸거나 더하거나 뺀 것:</w:t>
+      </w:r>
+    </w:p>
+    <w:p>
+      <w:pPr>
+        <w:pBdr>
+          <w:bottom w:val="single" w:color="CBD5E1" w:sz="4"/>
+        </w:pBdr>
+        <w:spacing w:after="60" w:line="360"/>
+      </w:pPr>
+      <w:r>
+        <w:rPr>
+          <w:rFonts w:ascii="Malgun Gothic" w:cs="Malgun Gothic" w:eastAsia="Malgun Gothic" w:hAnsi="Malgun Gothic"/>
+          <w:sz w:val="22"/>
+          <w:szCs w:val="22"/>
+        </w:rPr>
+        <w:t xml:space="preserve"> </w:t>
+      </w:r>
+    </w:p>
+    <w:p>
+      <w:pPr>
+        <w:pBdr>
+          <w:bottom w:val="single" w:color="CBD5E1" w:sz="4"/>
+        </w:pBdr>
+        <w:spacing w:after="60" w:line="360"/>
+      </w:pPr>
+      <w:r>
+        <w:rPr>
+          <w:rFonts w:ascii="Malgun Gothic" w:cs="Malgun Gothic" w:eastAsia="Malgun Gothic" w:hAnsi="Malgun Gothic"/>
+          <w:sz w:val="22"/>
+          <w:szCs w:val="22"/>
+        </w:rPr>
+        <w:t xml:space="preserve"> </w:t>
+      </w:r>
+    </w:p>
+    <w:p>
+      <w:pPr>
+        <w:pBdr>
+          <w:bottom w:val="single" w:color="CBD5E1" w:sz="4"/>
+        </w:pBdr>
+        <w:spacing w:after="60" w:line="360"/>
+      </w:pPr>
+      <w:r>
+        <w:rPr>
+          <w:rFonts w:ascii="Malgun Gothic" w:cs="Malgun Gothic" w:eastAsia="Malgun Gothic" w:hAnsi="Malgun Gothic"/>
+          <w:sz w:val="22"/>
+          <w:szCs w:val="22"/>
+        </w:rPr>
+        <w:t xml:space="preserve"> </w:t>
       </w:r>
     </w:p>
     <w:p>

--- a/teacher/03-algorithm-programming/03-expression/worksheet-03-03-expression-lesson1.docx
+++ b/teacher/03-algorithm-programming/03-expression/worksheet-03-03-expression-lesson1.docx
@@ -60,7 +60,7 @@
           <w:sz w:val="26"/>
           <w:szCs w:val="26"/>
         </w:rPr>
-        <w:t xml:space="preserve">활동 1. 자유 대본</w:t>
+        <w:t xml:space="preserve">활동 1. 몸풀기 대본</w:t>
       </w:r>
     </w:p>
     <w:p>
@@ -75,54 +75,7 @@
           <w:sz w:val="22"/>
           <w:szCs w:val="22"/>
         </w:rPr>
-        <w:t xml:space="preserve">명령 카드를 명령 줄에 늘어놓아 강 건너기를 끝까지 가는 대본을 만들어 보세요. 처음 만든 대본을 그대로 기록합니다.</w:t>
-      </w:r>
-    </w:p>
-    <w:p>
-      <w:pPr>
-        <w:keepNext/>
-        <w:keepLines/>
-        <w:spacing w:after="40"/>
-      </w:pPr>
-      <w:r>
-        <w:rPr>
-          <w:rFonts w:ascii="Malgun Gothic" w:cs="Malgun Gothic" w:eastAsia="Malgun Gothic" w:hAnsi="Malgun Gothic"/>
-          <w:sz w:val="22"/>
-          <w:szCs w:val="22"/>
-        </w:rPr>
-        <w:t xml:space="preserve">내가 쓴 카드(순서대로):</w:t>
-      </w:r>
-    </w:p>
-    <w:p>
-      <w:pPr>
-        <w:pBdr>
-          <w:bottom w:val="single" w:color="CBD5E1" w:sz="4"/>
-        </w:pBdr>
-        <w:spacing w:after="60" w:line="360"/>
-      </w:pPr>
-      <w:r>
-        <w:rPr>
-          <w:rFonts w:ascii="Malgun Gothic" w:cs="Malgun Gothic" w:eastAsia="Malgun Gothic" w:hAnsi="Malgun Gothic"/>
-          <w:sz w:val="22"/>
-          <w:szCs w:val="22"/>
-        </w:rPr>
-        <w:t xml:space="preserve"> </w:t>
-      </w:r>
-    </w:p>
-    <w:p>
-      <w:pPr>
-        <w:pBdr>
-          <w:bottom w:val="single" w:color="CBD5E1" w:sz="4"/>
-        </w:pBdr>
-        <w:spacing w:after="60" w:line="360"/>
-      </w:pPr>
-      <w:r>
-        <w:rPr>
-          <w:rFonts w:ascii="Malgun Gothic" w:cs="Malgun Gothic" w:eastAsia="Malgun Gothic" w:hAnsi="Malgun Gothic"/>
-          <w:sz w:val="22"/>
-          <w:szCs w:val="22"/>
-        </w:rPr>
-        <w:t xml:space="preserve"> </w:t>
+        <w:t xml:space="preserve">명령 카드를 명령 줄에 늘어놓아 강 건너기를 끝까지 가는 대본을 만들어 보세요. 기록은 아래 한 줄만 합니다.</w:t>
       </w:r>
     </w:p>
     <w:p>
@@ -170,7 +123,7 @@
           <w:sz w:val="22"/>
           <w:szCs w:val="22"/>
         </w:rPr>
-        <w:t xml:space="preserve">「모두 빼기」로 명령 줄을 비우고, 카드 한 장만 끼워 처음 판에서 실행해 봅니다. 끼우기 전에 「갈라진다 / 같다」에 동그라미를 치고 까닭을 한 줄 적으세요. 그다음에 끼워서 확인합니다.</w:t>
+        <w:t xml:space="preserve">「모두 빼기」로 명령 줄을 비우고, 카드 한 장만 끼워 처음 판에서 실행해 봅니다. 끼우기 전에 「갈라진다 / 같다」에 동그라미를 치고 까닭을 적으세요. 까닭은 문장이 아니어도 됩니다 — 낱말 몇 개면 충분합니다. 그다음에 끼워서 확인합니다.</w:t>
       </w:r>
     </w:p>
     <w:tbl>
@@ -1492,7 +1445,24 @@
           <w:sz w:val="26"/>
           <w:szCs w:val="26"/>
         </w:rPr>
-        <w:t xml:space="preserve">활동 3. 고쳐 쓰기</w:t>
+        <w:t xml:space="preserve">활동 3. 내 메모를 로봇이 읽을 수 있게</w:t>
+      </w:r>
+    </w:p>
+    <w:p>
+      <w:pPr>
+        <w:keepNext/>
+        <w:keepLines/>
+        <w:spacing w:after="60" w:before="180"/>
+      </w:pPr>
+      <w:r>
+        <w:rPr>
+          <w:rFonts w:ascii="Malgun Gothic" w:cs="Malgun Gothic" w:eastAsia="Malgun Gothic" w:hAnsi="Malgun Gothic"/>
+          <w:b/>
+          <w:bCs/>
+          <w:sz w:val="22"/>
+          <w:szCs w:val="22"/>
+        </w:rPr>
+        <w:t xml:space="preserve">① 그대로 옮기기</w:t>
       </w:r>
     </w:p>
     <w:p>
@@ -1507,7 +1477,89 @@
           <w:sz w:val="22"/>
           <w:szCs w:val="22"/>
         </w:rPr>
-        <w:t xml:space="preserve">갈라진 대본 하나를 골라 카드를 바꿔서, 셋을 모두 만족하게 만드세요 — 빨간 표시 없이 · 두 자취가 끝까지 같게 · 마지막 판이 목표 판과 같게. 내 활동 1 대본이 갈라졌다면 그것을, 갈라진 적이 없는 대본이었다면 짝의 갈라진 대본이나 선생님 메모를 옮긴 대본을 고칩니다.</w:t>
+        <w:t xml:space="preserve">지난 시간 학습지의 「내 풀이 메모」를 </w:t>
+      </w:r>
+      <w:r>
+        <w:rPr>
+          <w:rFonts w:ascii="Malgun Gothic" w:cs="Malgun Gothic" w:eastAsia="Malgun Gothic" w:hAnsi="Malgun Gothic"/>
+          <w:b/>
+          <w:bCs/>
+          <w:sz w:val="22"/>
+          <w:szCs w:val="22"/>
+        </w:rPr>
+        <w:t xml:space="preserve">고치지 말고 그대로</w:t>
+      </w:r>
+      <w:r>
+        <w:rPr>
+          <w:rFonts w:ascii="Malgun Gothic" w:cs="Malgun Gothic" w:eastAsia="Malgun Gothic" w:hAnsi="Malgun Gothic"/>
+          <w:sz w:val="22"/>
+          <w:szCs w:val="22"/>
+        </w:rPr>
+        <w:t xml:space="preserve"> 명령 카드로 옮겨 보세요.</w:t>
+      </w:r>
+    </w:p>
+    <w:p>
+      <w:pPr>
+        <w:keepNext/>
+        <w:keepLines/>
+        <w:spacing w:after="20"/>
+        <w:ind w:left="360" w:hanging="180"/>
+      </w:pPr>
+      <w:r>
+        <w:rPr>
+          <w:rFonts w:ascii="Malgun Gothic" w:cs="Malgun Gothic" w:eastAsia="Malgun Gothic" w:hAnsi="Malgun Gothic"/>
+          <w:sz w:val="22"/>
+          <w:szCs w:val="22"/>
+        </w:rPr>
+        <w:t xml:space="preserve">· 메모에 적힌 말만, 적힌 순서대로 옮깁니다. 메모에 없는 동작은 넣지 않습니다.</w:t>
+      </w:r>
+    </w:p>
+    <w:p>
+      <w:pPr>
+        <w:keepNext/>
+        <w:keepLines/>
+        <w:spacing w:after="20"/>
+        <w:ind w:left="360" w:hanging="180"/>
+      </w:pPr>
+      <w:r>
+        <w:rPr>
+          <w:rFonts w:ascii="Malgun Gothic" w:cs="Malgun Gothic" w:eastAsia="Malgun Gothic" w:hAnsi="Malgun Gothic"/>
+          <w:sz w:val="22"/>
+          <w:szCs w:val="22"/>
+        </w:rPr>
+        <w:t xml:space="preserve">· 딱 맞는 카드가 없으면 가장 비슷한 카드를 끼웁니다.</w:t>
+      </w:r>
+    </w:p>
+    <w:p>
+      <w:pPr>
+        <w:keepNext/>
+        <w:keepLines/>
+        <w:spacing w:after="20"/>
+        <w:ind w:left="360" w:hanging="180"/>
+      </w:pPr>
+      <w:r>
+        <w:rPr>
+          <w:rFonts w:ascii="Malgun Gothic" w:cs="Malgun Gothic" w:eastAsia="Malgun Gothic" w:hAnsi="Malgun Gothic"/>
+          <w:sz w:val="22"/>
+          <w:szCs w:val="22"/>
+        </w:rPr>
+        <w:t xml:space="preserve">· 어느 카드로도 안 되는 말은 비워 두고 아래에 그대로 적습니다.</w:t>
+      </w:r>
+    </w:p>
+    <w:p>
+      <w:pPr>
+        <w:keepNext/>
+        <w:keepLines/>
+        <w:spacing w:after="20"/>
+        <w:ind w:left="360" w:hanging="180"/>
+      </w:pPr>
+      <w:r>
+        <w:rPr>
+          <w:rFonts w:ascii="Malgun Gothic" w:cs="Malgun Gothic" w:eastAsia="Malgun Gothic" w:hAnsi="Malgun Gothic"/>
+          <w:sz w:val="22"/>
+          <w:szCs w:val="22"/>
+        </w:rPr>
+        <w:t xml:space="preserve">· 지난 메모가 없으면 수업 처음에 본 선생님 메모를 대신 옮깁니다.</w:t>
       </w:r>
     </w:p>
     <w:p>
@@ -1522,7 +1574,7 @@
           <w:sz w:val="22"/>
           <w:szCs w:val="22"/>
         </w:rPr>
-        <w:t xml:space="preserve">바꾸거나 더하거나 뺀 것:</w:t>
+        <w:t xml:space="preserve">옮긴 대본(순서대로):</w:t>
       </w:r>
     </w:p>
     <w:p>
@@ -1559,6 +1611,52 @@
     </w:p>
     <w:p>
       <w:pPr>
+        <w:keepNext/>
+        <w:keepLines/>
+        <w:spacing w:after="40"/>
+      </w:pPr>
+      <w:r>
+        <w:rPr>
+          <w:rFonts w:ascii="Malgun Gothic" w:cs="Malgun Gothic" w:eastAsia="Malgun Gothic" w:hAnsi="Malgun Gothic"/>
+          <w:sz w:val="22"/>
+          <w:szCs w:val="22"/>
+        </w:rPr>
+        <w:t xml:space="preserve">로봇들은 어떻게 했나요? (동그라미)</w:t>
+      </w:r>
+    </w:p>
+    <w:p>
+      <w:pPr>
+        <w:keepNext/>
+        <w:keepLines/>
+        <w:spacing w:after="80"/>
+        <w:ind w:left="360"/>
+      </w:pPr>
+      <w:r>
+        <w:rPr>
+          <w:rFonts w:ascii="Malgun Gothic" w:cs="Malgun Gothic" w:eastAsia="Malgun Gothic" w:hAnsi="Malgun Gothic"/>
+          <w:sz w:val="22"/>
+          <w:szCs w:val="22"/>
+        </w:rPr>
+        <w:t xml:space="preserve">두 자취가 갈라졌다  /  ⛔에서 멈췄다  /  둘 다  /  끝까지 같았다</w:t>
+      </w:r>
+    </w:p>
+    <w:p>
+      <w:pPr>
+        <w:keepNext/>
+        <w:keepLines/>
+        <w:spacing w:after="40"/>
+      </w:pPr>
+      <w:r>
+        <w:rPr>
+          <w:rFonts w:ascii="Malgun Gothic" w:cs="Malgun Gothic" w:eastAsia="Malgun Gothic" w:hAnsi="Malgun Gothic"/>
+          <w:sz w:val="22"/>
+          <w:szCs w:val="22"/>
+        </w:rPr>
+        <w:t xml:space="preserve">카드로 옮겨지지 않은 말(고치지 말고 그대로):</w:t>
+      </w:r>
+    </w:p>
+    <w:p>
+      <w:pPr>
         <w:pBdr>
           <w:bottom w:val="single" w:color="CBD5E1" w:sz="4"/>
         </w:pBdr>
@@ -1575,21 +1673,6 @@
     </w:p>
     <w:p>
       <w:pPr>
-        <w:keepNext/>
-        <w:keepLines/>
-        <w:spacing w:after="40"/>
-      </w:pPr>
-      <w:r>
-        <w:rPr>
-          <w:rFonts w:ascii="Malgun Gothic" w:cs="Malgun Gothic" w:eastAsia="Malgun Gothic" w:hAnsi="Malgun Gothic"/>
-          <w:sz w:val="22"/>
-          <w:szCs w:val="22"/>
-        </w:rPr>
-        <w:t xml:space="preserve">완성한 대본(순서대로):</w:t>
-      </w:r>
-    </w:p>
-    <w:p>
-      <w:pPr>
         <w:pBdr>
           <w:bottom w:val="single" w:color="CBD5E1" w:sz="4"/>
         </w:pBdr>
@@ -1606,6 +1689,78 @@
     </w:p>
     <w:p>
       <w:pPr>
+        <w:keepNext/>
+        <w:keepLines/>
+        <w:spacing w:after="60" w:before="180"/>
+      </w:pPr>
+      <w:r>
+        <w:rPr>
+          <w:rFonts w:ascii="Malgun Gothic" w:cs="Malgun Gothic" w:eastAsia="Malgun Gothic" w:hAnsi="Malgun Gothic"/>
+          <w:b/>
+          <w:bCs/>
+          <w:sz w:val="22"/>
+          <w:szCs w:val="22"/>
+        </w:rPr>
+        <w:t xml:space="preserve">② 고쳐 쓰기</w:t>
+      </w:r>
+    </w:p>
+    <w:p>
+      <w:pPr>
+        <w:keepNext/>
+        <w:keepLines/>
+        <w:spacing w:after="80"/>
+      </w:pPr>
+      <w:r>
+        <w:rPr>
+          <w:rFonts w:ascii="Malgun Gothic" w:cs="Malgun Gothic" w:eastAsia="Malgun Gothic" w:hAnsi="Malgun Gothic"/>
+          <w:sz w:val="22"/>
+          <w:szCs w:val="22"/>
+        </w:rPr>
+        <w:t xml:space="preserve">이제 고칩니다. 셋을 모두 만족하게 만드세요 — </w:t>
+      </w:r>
+      <w:r>
+        <w:rPr>
+          <w:rFonts w:ascii="Malgun Gothic" w:cs="Malgun Gothic" w:eastAsia="Malgun Gothic" w:hAnsi="Malgun Gothic"/>
+          <w:b/>
+          <w:bCs/>
+          <w:sz w:val="22"/>
+          <w:szCs w:val="22"/>
+        </w:rPr>
+        <w:t xml:space="preserve">빨간 표시 없이 · 두 자취가 끝까지 같게 · 마지막 판이 목표 판과 같게.</w:t>
+      </w:r>
+    </w:p>
+    <w:p>
+      <w:pPr>
+        <w:keepNext/>
+        <w:keepLines/>
+        <w:spacing w:after="80"/>
+      </w:pPr>
+      <w:r>
+        <w:rPr>
+          <w:rFonts w:ascii="Malgun Gothic" w:cs="Malgun Gothic" w:eastAsia="Malgun Gothic" w:hAnsi="Malgun Gothic"/>
+          <w:sz w:val="22"/>
+          <w:szCs w:val="22"/>
+        </w:rPr>
+        <w:t xml:space="preserve">(①에서 「끝까지 같았다」가 나왔다면, 짝의 메모를 받아 ①부터 다시 해 보세요.)</w:t>
+      </w:r>
+    </w:p>
+    <w:p>
+      <w:pPr>
+        <w:keepNext/>
+        <w:keepLines/>
+        <w:spacing w:after="40"/>
+      </w:pPr>
+      <w:r>
+        <w:rPr>
+          <w:rFonts w:ascii="Malgun Gothic" w:cs="Malgun Gothic" w:eastAsia="Malgun Gothic" w:hAnsi="Malgun Gothic"/>
+          <w:sz w:val="22"/>
+          <w:szCs w:val="22"/>
+        </w:rPr>
+        <w:t xml:space="preserve">바꾸거나 더하거나 뺀 것:</w:t>
+      </w:r>
+    </w:p>
+    <w:p>
+      <w:pPr>
         <w:pBdr>
           <w:bottom w:val="single" w:color="CBD5E1" w:sz="4"/>
         </w:pBdr>
@@ -1622,69 +1777,6 @@
     </w:p>
     <w:p>
       <w:pPr>
-        <w:keepNext/>
-        <w:keepLines/>
-        <w:spacing w:after="80"/>
-      </w:pPr>
-      <w:r>
-        <w:rPr>
-          <w:rFonts w:ascii="Malgun Gothic" w:cs="Malgun Gothic" w:eastAsia="Malgun Gothic" w:hAnsi="Malgun Gothic"/>
-          <w:sz w:val="22"/>
-          <w:szCs w:val="22"/>
-        </w:rPr>
-        <w:t xml:space="preserve">완성한 대본은 모두          장.</w:t>
-      </w:r>
-    </w:p>
-    <w:p>
-      <w:pPr>
-        <w:keepNext/>
-        <w:keepLines/>
-        <w:spacing w:after="100" w:before="280"/>
-      </w:pPr>
-      <w:r>
-        <w:rPr>
-          <w:rFonts w:ascii="Malgun Gothic" w:cs="Malgun Gothic" w:eastAsia="Malgun Gothic" w:hAnsi="Malgun Gothic"/>
-          <w:b/>
-          <w:bCs/>
-          <w:color w:val="1D4ED8"/>
-          <w:sz w:val="26"/>
-          <w:szCs w:val="26"/>
-        </w:rPr>
-        <w:t xml:space="preserve">활동 4. 내 메모 번역</w:t>
-      </w:r>
-    </w:p>
-    <w:p>
-      <w:pPr>
-        <w:keepNext/>
-        <w:keepLines/>
-        <w:spacing w:after="80"/>
-      </w:pPr>
-      <w:r>
-        <w:rPr>
-          <w:rFonts w:ascii="Malgun Gothic" w:cs="Malgun Gothic" w:eastAsia="Malgun Gothic" w:hAnsi="Malgun Gothic"/>
-          <w:sz w:val="22"/>
-          <w:szCs w:val="22"/>
-        </w:rPr>
-        <w:t xml:space="preserve">지난 시간 학습지의 「내 풀이 메모」를 명령 카드로 옮겨 보세요. 카드로 옮겨지지 않는 말이 있으면 아래에 그대로 옮겨 적습니다. 지난 메모가 없으면 수업 처음에 본 선생님 메모를 대신 번역합니다.</w:t>
-      </w:r>
-    </w:p>
-    <w:p>
-      <w:pPr>
-        <w:keepNext/>
-        <w:keepLines/>
-        <w:spacing w:after="40"/>
-      </w:pPr>
-      <w:r>
-        <w:rPr>
-          <w:rFonts w:ascii="Malgun Gothic" w:cs="Malgun Gothic" w:eastAsia="Malgun Gothic" w:hAnsi="Malgun Gothic"/>
-          <w:sz w:val="22"/>
-          <w:szCs w:val="22"/>
-        </w:rPr>
-        <w:t xml:space="preserve">카드로 옮겨지지 않은 말:</w:t>
-      </w:r>
-    </w:p>
-    <w:p>
-      <w:pPr>
         <w:pBdr>
           <w:bottom w:val="single" w:color="CBD5E1" w:sz="4"/>
         </w:pBdr>
@@ -1713,6 +1805,68 @@
           <w:szCs w:val="22"/>
         </w:rPr>
         <w:t xml:space="preserve"> </w:t>
+      </w:r>
+    </w:p>
+    <w:p>
+      <w:pPr>
+        <w:keepNext/>
+        <w:keepLines/>
+        <w:spacing w:after="40"/>
+      </w:pPr>
+      <w:r>
+        <w:rPr>
+          <w:rFonts w:ascii="Malgun Gothic" w:cs="Malgun Gothic" w:eastAsia="Malgun Gothic" w:hAnsi="Malgun Gothic"/>
+          <w:sz w:val="22"/>
+          <w:szCs w:val="22"/>
+        </w:rPr>
+        <w:t xml:space="preserve">완성한 대본(순서대로):</w:t>
+      </w:r>
+    </w:p>
+    <w:p>
+      <w:pPr>
+        <w:pBdr>
+          <w:bottom w:val="single" w:color="CBD5E1" w:sz="4"/>
+        </w:pBdr>
+        <w:spacing w:after="60" w:line="360"/>
+      </w:pPr>
+      <w:r>
+        <w:rPr>
+          <w:rFonts w:ascii="Malgun Gothic" w:cs="Malgun Gothic" w:eastAsia="Malgun Gothic" w:hAnsi="Malgun Gothic"/>
+          <w:sz w:val="22"/>
+          <w:szCs w:val="22"/>
+        </w:rPr>
+        <w:t xml:space="preserve"> </w:t>
+      </w:r>
+    </w:p>
+    <w:p>
+      <w:pPr>
+        <w:pBdr>
+          <w:bottom w:val="single" w:color="CBD5E1" w:sz="4"/>
+        </w:pBdr>
+        <w:spacing w:after="60" w:line="360"/>
+      </w:pPr>
+      <w:r>
+        <w:rPr>
+          <w:rFonts w:ascii="Malgun Gothic" w:cs="Malgun Gothic" w:eastAsia="Malgun Gothic" w:hAnsi="Malgun Gothic"/>
+          <w:sz w:val="22"/>
+          <w:szCs w:val="22"/>
+        </w:rPr>
+        <w:t xml:space="preserve"> </w:t>
+      </w:r>
+    </w:p>
+    <w:p>
+      <w:pPr>
+        <w:keepNext/>
+        <w:keepLines/>
+        <w:spacing w:after="80"/>
+      </w:pPr>
+      <w:r>
+        <w:rPr>
+          <w:rFonts w:ascii="Malgun Gothic" w:cs="Malgun Gothic" w:eastAsia="Malgun Gothic" w:hAnsi="Malgun Gothic"/>
+          <w:sz w:val="22"/>
+          <w:szCs w:val="22"/>
+        </w:rPr>
+        <w:t xml:space="preserve">완성한 대본은 모두          장.</w:t>
       </w:r>
     </w:p>
     <w:p>

--- a/teacher/03-algorithm-programming/03-expression/worksheet-03-03-expression-lesson1.docx
+++ b/teacher/03-algorithm-programming/03-expression/worksheet-03-03-expression-lesson1.docx
@@ -14,7 +14,7 @@
           <w:sz w:val="36"/>
           <w:szCs w:val="36"/>
         </w:rPr>
-        <w:t xml:space="preserve">누가 해도 똑같을까? — 발견 기록</w:t>
+        <w:t xml:space="preserve">누가 해도 똑같을까? — 발견 기록지</w:t>
       </w:r>
     </w:p>
     <w:p>
@@ -1688,7 +1688,7 @@
                 <w:sz w:val="19"/>
                 <w:szCs w:val="19"/>
               </w:rPr>
-              <w:t xml:space="preserve">지난 시간 학습지의 「내 풀이 메모」를 먼저 그대로 옮겨 보고, 그다음에 고칩니다</w:t>
+              <w:t xml:space="preserve">지난 시간 기록지의 「내 풀이 메모」를 먼저 그대로 옮겨 보고, 그다음에 고칩니다</w:t>
             </w:r>
           </w:p>
         </w:tc>

--- a/teacher/03-algorithm-programming/03-expression/worksheet-03-03-expression-lesson1.docx
+++ b/teacher/03-algorithm-programming/03-expression/worksheet-03-03-expression-lesson1.docx
@@ -6,6 +6,46 @@
       <w:pPr>
         <w:spacing w:after="100"/>
       </w:pPr>
+      <w:r>
+        <w:drawing>
+          <wp:inline distT="0" distB="0" distL="0" distR="0">
+            <wp:extent cx="347472" cy="347472"/>
+            <wp:effectExtent l="0" t="0" r="0" b="0"/>
+            <wp:docPr id="9001" name="단원 그림" descr=""/>
+            <wp:cNvGraphicFramePr>
+              <a:graphicFrameLocks xmlns:a="http://schemas.openxmlformats.org/drawingml/2006/main" noChangeAspect="1"/>
+            </wp:cNvGraphicFramePr>
+            <a:graphic xmlns:a="http://schemas.openxmlformats.org/drawingml/2006/main">
+              <a:graphicData uri="http://schemas.openxmlformats.org/drawingml/2006/picture">
+                <pic:pic xmlns:pic="http://schemas.openxmlformats.org/drawingml/2006/picture">
+                  <pic:nvPicPr>
+                    <pic:cNvPr id="0" name="unit-icon.png"/>
+                    <pic:cNvPicPr/>
+                  </pic:nvPicPr>
+                  <pic:blipFill>
+                    <a:blip r:embed="rIdUnitIcon"/>
+                    <a:stretch>
+                      <a:fillRect/>
+                    </a:stretch>
+                  </pic:blipFill>
+                  <pic:spPr>
+                    <a:xfrm>
+                      <a:off x="0" y="0"/>
+                      <a:ext cx="347472" cy="347472"/>
+                    </a:xfrm>
+                    <a:prstGeom prst="rect">
+                      <a:avLst/>
+                    </a:prstGeom>
+                  </pic:spPr>
+                </pic:pic>
+              </a:graphicData>
+            </a:graphic>
+          </wp:inline>
+        </w:drawing>
+      </w:r>
+      <w:r>
+        <w:t xml:space="preserve"> </w:t>
+      </w:r>
       <w:r>
         <w:rPr>
           <w:rFonts w:ascii="Malgun Gothic" w:cs="Malgun Gothic" w:eastAsia="Malgun Gothic" w:hAnsi="Malgun Gothic"/>
